--- a/data/revised_2026-10_full/tracked/v2/Physics/SS1.2_Mechanical_Properties_of_Materials/Physics_Mechanical_Properties_of_Materials_SummaryTable_TRACKED.docx
+++ b/data/revised_2026-10_full/tracked/v2/Physics/SS1.2_Mechanical_Properties_of_Materials/Physics_Mechanical_Properties_of_Materials_SummaryTable_TRACKED.docx
@@ -802,7 +802,7 @@
               </w:rPr>
               <w:t xml:space="preserve">Using a particle-level model, learners began to explain elastic and plastic behaviour in terms of inter-particle bonds: in elastic materials, applied force stretches inter-particle bonds but does not break them, so particles return to their original positions when the force is removed; in plastic materials, the applied force displaces particles beyond the range of their restoring bonds, leaving them in new permanent positions. This model is initial and qualitative — it will be refined and made quantitative in Lessons 3 </w:t>
             </w:r>
-            <w:del w:id="9001" w:author="Claude (AI) - proposed" w:date="2026-10-15T08:04:12Z">
+            <w:del w:id="9001" w:author="Claude (AI) - proposed" w:date="2026-10-18T00:31:58Z">
               <w:r>
                 <w:rPr>
                   <w:rFonts w:ascii="Arial" w:cs="Arial" w:eastAsia="Arial" w:hAnsi="Arial"/>
@@ -817,7 +817,7 @@
                 <w:delText xml:space="preserve">and 4 when</w:delText>
               </w:r>
             </w:del>
-            <w:ins w:id="9002" w:author="Claude (AI) - proposed" w:date="2026-10-15T08:04:12Z">
+            <w:ins w:id="9002" w:author="Claude (AI) - proposed" w:date="2026-10-18T00:31:58Z">
               <w:r>
                 <w:rPr>
                   <w:rFonts w:ascii="Arial" w:cs="Arial" w:eastAsia="Arial" w:hAnsi="Arial"/>
@@ -845,7 +845,7 @@
               </w:rPr>
               <w:t xml:space="preserve"> Hooke's Law</w:t>
             </w:r>
-            <w:del w:id="9003" w:author="Claude (AI) - proposed" w:date="2026-10-15T08:04:12Z">
+            <w:del w:id="9003" w:author="Claude (AI) - proposed" w:date="2026-10-18T00:31:58Z">
               <w:r>
                 <w:rPr>
                   <w:rFonts w:ascii="Arial" w:cs="Arial" w:eastAsia="Arial" w:hAnsi="Arial"/>
@@ -860,7 +860,7 @@
                 <w:delText xml:space="preserve"> and stress-strain graphs</w:delText>
               </w:r>
             </w:del>
-            <w:ins w:id="9004" w:author="Claude (AI) - proposed" w:date="2026-10-15T08:04:12Z">
+            <w:ins w:id="9004" w:author="Claude (AI) - proposed" w:date="2026-10-18T00:31:58Z">
               <w:r>
                 <w:rPr>
                   <w:rFonts w:ascii="Arial" w:cs="Arial" w:eastAsia="Arial" w:hAnsi="Arial"/>
@@ -963,7 +963,7 @@
               <w:spacing w:after="40" w:before="0"/>
               <w:jc w:val="left"/>
             </w:pPr>
-            <w:del w:id="9005" w:author="Claude (AI) - proposed" w:date="2026-10-15T08:04:12Z">
+            <w:del w:id="9005" w:author="Claude (AI) - proposed" w:date="2026-10-18T00:31:58Z">
               <w:r>
                 <w:rPr>
                   <w:rFonts w:ascii="Arial" w:cs="Arial" w:eastAsia="Arial" w:hAnsi="Arial"/>
@@ -978,7 +978,7 @@
                 <w:delText xml:space="preserve">Force-extension graphs from Lesson 2</w:delText>
               </w:r>
             </w:del>
-            <w:ins w:id="9006" w:author="Claude (AI) - proposed" w:date="2026-10-15T08:04:12Z">
+            <w:ins w:id="9006" w:author="Claude (AI) - proposed" w:date="2026-10-18T00:31:58Z">
               <w:r>
                 <w:rPr>
                   <w:rFonts w:ascii="Arial" w:cs="Arial" w:eastAsia="Arial" w:hAnsi="Arial"/>
@@ -1006,7 +1006,7 @@
               </w:rPr>
               <w:t xml:space="preserve"> showing the linear (Hooke s Law) region and the point of elastic limit</w:t>
             </w:r>
-            <w:del w:id="9007" w:author="Claude (AI) - proposed" w:date="2026-10-15T08:04:12Z">
+            <w:del w:id="9007" w:author="Claude (AI) - proposed" w:date="2026-10-18T00:31:58Z">
               <w:r>
                 <w:rPr>
                   <w:rFonts w:ascii="Arial" w:cs="Arial" w:eastAsia="Arial" w:hAnsi="Arial"/>
@@ -1188,7 +1188,7 @@
               </w:rPr>
               <w:t xml:space="preserve">Learners added slotted masses (0–5 N) to a hanging steel spring and measured the extension at each load increment using a metre rule clamped beside the retort stand. Half the class used a stiff spring; half used a soft spring. Learners recorded data in a force-extension table, plotted their results on graph paper, drew a line of best fit through the linear region, and marked </w:t>
             </w:r>
-            <w:del w:id="9008" w:author="Claude (AI) - proposed" w:date="2026-10-15T08:04:12Z">
+            <w:del w:id="9008" w:author="Claude (AI) - proposed" w:date="2026-10-18T00:31:58Z">
               <w:r>
                 <w:rPr>
                   <w:rFonts w:ascii="Arial" w:cs="Arial" w:eastAsia="Arial" w:hAnsi="Arial"/>
@@ -1203,7 +1203,7 @@
                 <w:delText xml:space="preserve">the</w:delText>
               </w:r>
             </w:del>
-            <w:ins w:id="9009" w:author="Claude (AI) - proposed" w:date="2026-10-15T08:04:12Z">
+            <w:ins w:id="9009" w:author="Claude (AI) - proposed" w:date="2026-10-18T00:31:58Z">
               <w:r>
                 <w:rPr>
                   <w:rFonts w:ascii="Arial" w:cs="Arial" w:eastAsia="Arial" w:hAnsi="Arial"/>
@@ -1231,7 +1231,7 @@
               </w:rPr>
               <w:t xml:space="preserve"> point where the graph began to curve (</w:t>
             </w:r>
-            <w:ins w:id="9010" w:author="Claude (AI) - proposed" w:date="2026-10-15T08:04:12Z">
+            <w:ins w:id="9010" w:author="Claude (AI) - proposed" w:date="2026-10-18T00:31:58Z">
               <w:r>
                 <w:rPr>
                   <w:rFonts w:ascii="Arial" w:cs="Arial" w:eastAsia="Arial" w:hAnsi="Arial"/>
@@ -1259,7 +1259,7 @@
               </w:rPr>
               <w:t xml:space="preserve">the elastic limit</w:t>
             </w:r>
-            <w:ins w:id="9011" w:author="Claude (AI) - proposed" w:date="2026-10-15T08:04:12Z">
+            <w:ins w:id="9011" w:author="Claude (AI) - proposed" w:date="2026-10-18T00:31:58Z">
               <w:r>
                 <w:rPr>
                   <w:rFonts w:ascii="Arial" w:cs="Arial" w:eastAsia="Arial" w:hAnsi="Arial"/>
@@ -1474,7 +1474,7 @@
               </w:rPr>
               <w:t xml:space="preserve">Stress (σ = F/A, measured in Pascals) describes how much force acts per unit area inside a material. Strain (ε = ΔL/L₀, dimensionless) describes how much a material deforms relative to its original length. Young's Modulus (E = σ/ε) is a material constant that quantifies stiffness — a higher E means a stiffer material that requires more stress to produce the same strain. The stress-strain graph has five key regions: linear (Hookean) region, elastic limit, yield point, Ultimate Tensile Strength (UTS), and fracture point. The old Kericho rope snapped because its fracture stress was lower than the stress applied by the 80 kg tea-leaf sack — a fact that can be </w:t>
             </w:r>
-            <w:del w:id="9012" w:author="Claude (AI) - proposed" w:date="2026-10-15T08:04:12Z">
+            <w:del w:id="9012" w:author="Claude (AI) - proposed" w:date="2026-10-18T00:31:58Z">
               <w:r>
                 <w:rPr>
                   <w:rFonts w:ascii="Arial" w:cs="Arial" w:eastAsia="Arial" w:hAnsi="Arial"/>
@@ -1489,7 +1489,7 @@
                 <w:delText xml:space="preserve">determined</w:delText>
               </w:r>
             </w:del>
-            <w:ins w:id="9013" w:author="Claude (AI) - proposed" w:date="2026-10-15T08:04:12Z">
+            <w:ins w:id="9013" w:author="Claude (AI) - proposed" w:date="2026-10-18T00:31:58Z">
               <w:r>
                 <w:rPr>
                   <w:rFonts w:ascii="Arial" w:cs="Arial" w:eastAsia="Arial" w:hAnsi="Arial"/>
@@ -1517,7 +1517,7 @@
               </w:rPr>
               <w:t xml:space="preserve"> before loading by measuring </w:t>
             </w:r>
-            <w:del w:id="9014" w:author="Claude (AI) - proposed" w:date="2026-10-15T08:04:12Z">
+            <w:del w:id="9014" w:author="Claude (AI) - proposed" w:date="2026-10-18T00:31:58Z">
               <w:r>
                 <w:rPr>
                   <w:rFonts w:ascii="Arial" w:cs="Arial" w:eastAsia="Arial" w:hAnsi="Arial"/>
@@ -1532,7 +1532,7 @@
                 <w:delText xml:space="preserve">E</w:delText>
               </w:r>
             </w:del>
-            <w:ins w:id="9015" w:author="Claude (AI) - proposed" w:date="2026-10-15T08:04:12Z">
+            <w:ins w:id="9015" w:author="Claude (AI) - proposed" w:date="2026-10-18T00:31:58Z">
               <w:r>
                 <w:rPr>
                   <w:rFonts w:ascii="Arial" w:cs="Arial" w:eastAsia="Arial" w:hAnsi="Arial"/>
@@ -1560,7 +1560,7 @@
               </w:rPr>
               <w:t xml:space="preserve"> and comparing it </w:t>
             </w:r>
-            <w:del w:id="9016" w:author="Claude (AI) - proposed" w:date="2026-10-15T08:04:12Z">
+            <w:del w:id="9016" w:author="Claude (AI) - proposed" w:date="2026-10-18T00:31:58Z">
               <w:r>
                 <w:rPr>
                   <w:rFonts w:ascii="Arial" w:cs="Arial" w:eastAsia="Arial" w:hAnsi="Arial"/>
@@ -1575,7 +1575,7 @@
                 <w:delText xml:space="preserve">to the applied stress</w:delText>
               </w:r>
             </w:del>
-            <w:ins w:id="9017" w:author="Claude (AI) - proposed" w:date="2026-10-15T08:04:12Z">
+            <w:ins w:id="9017" w:author="Claude (AI) - proposed" w:date="2026-10-18T00:31:58Z">
               <w:r>
                 <w:rPr>
                   <w:rFonts w:ascii="Arial" w:cs="Arial" w:eastAsia="Arial" w:hAnsi="Arial"/>
@@ -1711,7 +1711,7 @@
               <w:spacing w:after="40" w:before="0"/>
               <w:jc w:val="left"/>
             </w:pPr>
-            <w:del w:id="9018" w:author="Claude (AI) - proposed" w:date="2026-10-15T08:04:12Z">
+            <w:del w:id="9018" w:author="Claude (AI) - proposed" w:date="2026-10-18T00:31:58Z">
               <w:r>
                 <w:rPr>
                   <w:rFonts w:ascii="Arial" w:cs="Arial" w:eastAsia="Arial" w:hAnsi="Arial"/>
@@ -1726,7 +1726,7 @@
                 <w:delText xml:space="preserve">Learners observed quantitative data showing that the old Kericho rope (k = 210 N/m) was extended to 3.73 m under an 80 kg load — nearly double its elastic limit of 2.1 m — while the new rope (k = 850 N/m) extended to only 0.92 m, well within its elastic limit. Learners observed parabolic Ep vs. extension graphs from their own spring data, and compared energy stored in two model ropes at the same applied force.</w:delText>
               </w:r>
             </w:del>
-            <w:ins w:id="9019" w:author="Claude (AI) - proposed" w:date="2026-10-15T08:04:12Z">
+            <w:ins w:id="9019" w:author="Claude (AI) - proposed" w:date="2026-10-18T00:31:58Z">
               <w:r>
                 <w:rPr>
                   <w:rFonts w:ascii="Arial" w:cs="Arial" w:eastAsia="Arial" w:hAnsi="Arial"/>
@@ -1774,7 +1774,7 @@
               </w:rPr>
               <w:t xml:space="preserve">Learners learned that elastic potential energy stored in a stretched material is calculated using Ep = ½kx²; that the elastic limit is the maximum extension beyond which a material permanently deforms and cannot return to its original shape; that a higher spring constant means less extension under the same force and less energy stored; that the older Kericho rope failed because the </w:t>
             </w:r>
-            <w:del w:id="9020" w:author="Claude (AI) - proposed" w:date="2026-10-15T08:04:12Z">
+            <w:del w:id="9020" w:author="Claude (AI) - proposed" w:date="2026-10-18T00:31:58Z">
               <w:r>
                 <w:rPr>
                   <w:rFonts w:ascii="Arial" w:cs="Arial" w:eastAsia="Arial" w:hAnsi="Arial"/>
@@ -1789,7 +1789,7 @@
                 <w:delText xml:space="preserve">applied load drove its extension far beyond</w:delText>
               </w:r>
             </w:del>
-            <w:ins w:id="9021" w:author="Claude (AI) - proposed" w:date="2026-10-15T08:04:12Z">
+            <w:ins w:id="9021" w:author="Claude (AI) - proposed" w:date="2026-10-18T00:31:58Z">
               <w:r>
                 <w:rPr>
                   <w:rFonts w:ascii="Arial" w:cs="Arial" w:eastAsia="Arial" w:hAnsi="Arial"/>
@@ -1817,7 +1817,7 @@
               </w:rPr>
               <w:t xml:space="preserve"> its elastic limit, </w:t>
             </w:r>
-            <w:del w:id="9022" w:author="Claude (AI) - proposed" w:date="2026-10-15T08:04:12Z">
+            <w:del w:id="9022" w:author="Claude (AI) - proposed" w:date="2026-10-18T00:31:58Z">
               <w:r>
                 <w:rPr>
                   <w:rFonts w:ascii="Arial" w:cs="Arial" w:eastAsia="Arial" w:hAnsi="Arial"/>
@@ -1832,7 +1832,7 @@
                 <w:delText xml:space="preserve">storing more energy than its molecular bonds could sustain</w:delText>
               </w:r>
             </w:del>
-            <w:ins w:id="9023" w:author="Claude (AI) - proposed" w:date="2026-10-15T08:04:12Z">
+            <w:ins w:id="9023" w:author="Claude (AI) - proposed" w:date="2026-10-18T00:31:58Z">
               <w:r>
                 <w:rPr>
                   <w:rFonts w:ascii="Arial" w:cs="Arial" w:eastAsia="Arial" w:hAnsi="Arial"/>
@@ -1893,7 +1893,7 @@
               </w:rPr>
               <w:t xml:space="preserve">Learners explained — using force-extension graphs, Ep = ½kx² calculations, and particle-level diagrams — why the older Kericho rope snapped while the newer rope survived the same load: the older rope had a much lower spring constant due to degraded fibres, </w:t>
             </w:r>
-            <w:del w:id="9024" w:author="Claude (AI) - proposed" w:date="2026-10-15T08:04:12Z">
+            <w:del w:id="9024" w:author="Claude (AI) - proposed" w:date="2026-10-18T00:31:58Z">
               <w:r>
                 <w:rPr>
                   <w:rFonts w:ascii="Arial" w:cs="Arial" w:eastAsia="Arial" w:hAnsi="Arial"/>
@@ -1908,7 +1908,7 @@
                 <w:delText xml:space="preserve">causing it to extend far beyond</w:delText>
               </w:r>
             </w:del>
-            <w:ins w:id="9025" w:author="Claude (AI) - proposed" w:date="2026-10-15T08:04:12Z">
+            <w:ins w:id="9025" w:author="Claude (AI) - proposed" w:date="2026-10-18T00:31:58Z">
               <w:r>
                 <w:rPr>
                   <w:rFonts w:ascii="Arial" w:cs="Arial" w:eastAsia="Arial" w:hAnsi="Arial"/>
@@ -1936,7 +1936,7 @@
               </w:rPr>
               <w:t xml:space="preserve"> its elastic limit</w:t>
             </w:r>
-            <w:del w:id="9026" w:author="Claude (AI) - proposed" w:date="2026-10-15T08:04:12Z">
+            <w:del w:id="9026" w:author="Claude (AI) - proposed" w:date="2026-10-18T00:31:58Z">
               <w:r>
                 <w:rPr>
                   <w:rFonts w:ascii="Arial" w:cs="Arial" w:eastAsia="Arial" w:hAnsi="Arial"/>
@@ -1951,7 +1951,7 @@
                 <w:delText xml:space="preserve">, permanently disrupting molecular bonds and ultimately causing catastrophic failure</w:delText>
               </w:r>
             </w:del>
-            <w:ins w:id="9027" w:author="Claude (AI) - proposed" w:date="2026-10-15T08:04:12Z">
+            <w:ins w:id="9027" w:author="Claude (AI) - proposed" w:date="2026-10-18T00:31:58Z">
               <w:r>
                 <w:rPr>
                   <w:rFonts w:ascii="Arial" w:cs="Arial" w:eastAsia="Arial" w:hAnsi="Arial"/>
@@ -2101,7 +2101,7 @@
         </w:rPr>
         <w:t xml:space="preserve">© 2026 SeaVuria and ARES. This work is licensed under a </w:t>
       </w:r>
-      <w:hyperlink w:history="1" r:id="rIdry9xtsbv8ub7j3xsk4yx-">
+      <w:hyperlink w:history="1" r:id="rIduunldxnb5mu7ltjgubnkc">
         <w:r>
           <w:rPr>
             <w:rFonts w:ascii="Arial" w:cs="Arial" w:eastAsia="Arial" w:hAnsi="Arial"/>
@@ -2121,7 +2121,7 @@
         </w:rPr>
         <w:t xml:space="preserve"> (</w:t>
       </w:r>
-      <w:hyperlink w:history="1" r:id="rIdyx0mwy9vvjzs3rryspkrb">
+      <w:hyperlink w:history="1" r:id="rId60c0qyp6b3ldx04kgadn9">
         <w:r>
           <w:rPr>
             <w:rFonts w:ascii="Arial" w:cs="Arial" w:eastAsia="Arial" w:hAnsi="Arial"/>
@@ -2141,7 +2141,7 @@
         </w:rPr>
         <w:t xml:space="preserve">). To view a copy of this license, visit </w:t>
       </w:r>
-      <w:hyperlink w:history="1" r:id="rIdqkmyd3daqtt3iw0xn9r2v">
+      <w:hyperlink w:history="1" r:id="rIdczjb8y1tcjtnwlse_jtfv">
         <w:r>
           <w:rPr>
             <w:rFonts w:ascii="Arial" w:cs="Arial" w:eastAsia="Arial" w:hAnsi="Arial"/>
